--- a/pr-preview/pr-204/estimation-handout-tracked-changes.docx
+++ b/pr-preview/pr-204/estimation-handout-tracked-changes.docx
@@ -16,7 +16,7 @@
       </w:pPr>
       <w:del w:id="1" w:author="PR Preview" w:date="2026-01-01T00:00:00Z">
         <w:r>
-          <w:delText xml:space="preserve">Last modified: 2026-10-15 03:26:43 (PDT)</w:delText>
+          <w:delText xml:space="preserve">Last modified: 2026-10-15 05:33:00 (PDT)</w:delText>
         </w:r>
       </w:del>
     </w:p>
@@ -26,7 +26,7 @@
       </w:pPr>
       <w:ins w:id="2" w:author="PR Preview" w:date="2026-01-01T00:00:00Z">
         <w:r>
-          <w:t xml:space="preserve">Last modified: 2026-10-15 03:31:19 (PDT)</w:t>
+          <w:t xml:space="preserve">Last modified: 2026-10-15 05:27:52 (PDT)</w:t>
         </w:r>
       </w:ins>
     </w:p>

--- a/pr-preview/pr-204/estimation-handout-tracked-changes.docx
+++ b/pr-preview/pr-204/estimation-handout-tracked-changes.docx
@@ -16,7 +16,7 @@
       </w:pPr>
       <w:del w:id="1" w:author="PR Preview" w:date="2026-01-01T00:00:00Z">
         <w:r>
-          <w:delText xml:space="preserve">Last modified: 2026-10-15 05:33:00 (PDT)</w:delText>
+          <w:delText xml:space="preserve">Last modified: 2026-10-15 08:36:30 (PDT)</w:delText>
         </w:r>
       </w:del>
     </w:p>
@@ -26,7 +26,7 @@
       </w:pPr>
       <w:ins w:id="2" w:author="PR Preview" w:date="2026-01-01T00:00:00Z">
         <w:r>
-          <w:t xml:space="preserve">Last modified: 2026-10-15 05:27:52 (PDT)</w:t>
+          <w:t xml:space="preserve">Last modified: 2026-10-15 08:46:14 (PDT)</w:t>
         </w:r>
       </w:ins>
     </w:p>
@@ -3770,6 +3770,78 @@
         <w:t xml:space="preserve">is a random variable.</w:t>
       </w:r>
     </w:p>
+    <w:p>
+      <w:pPr>
+        <w:pStyle w:val="Compact"/>
+        <w:numPr>
+          <w:ilvl w:val="0"/>
+          <w:numId w:val="1002"/>
+        </w:numPr>
+      </w:pPr>
+      <w:ins w:id="3" w:author="PR Preview" w:date="2026-01-01T00:00:00Z">
+        <w:r>
+          <w:t xml:space="preserve">Hogg et al. (2019, sec. 6.4, pp. 264–276)</w:t>
+        </w:r>
+      </w:ins>
+      <w:ins w:id="4" w:author="PR Preview" w:date="2026-01-01T00:00:00Z">
+        <w:r>
+          <w:t xml:space="preserve"> </w:t>
+        </w:r>
+      </w:ins>
+      <w:ins w:id="5" w:author="PR Preview" w:date="2026-01-01T00:00:00Z">
+        <w:r>
+          <w:t xml:space="preserve">covers maximum likelihood and method of moments estimation.</w:t>
+        </w:r>
+      </w:ins>
+    </w:p>
+    <w:p>
+      <w:pPr>
+        <w:pStyle w:val="Compact"/>
+        <w:numPr>
+          <w:ilvl w:val="0"/>
+          <w:numId w:val="1002"/>
+        </w:numPr>
+      </w:pPr>
+      <w:ins w:id="6" w:author="PR Preview" w:date="2026-01-01T00:00:00Z">
+        <w:r>
+          <w:t xml:space="preserve">Casella and Berger (2002, sec. 7.2, pp. 312–329)</w:t>
+        </w:r>
+      </w:ins>
+      <w:ins w:id="7" w:author="PR Preview" w:date="2026-01-01T00:00:00Z">
+        <w:r>
+          <w:t xml:space="preserve"> </w:t>
+        </w:r>
+      </w:ins>
+      <w:ins w:id="8" w:author="PR Preview" w:date="2026-01-01T00:00:00Z">
+        <w:r>
+          <w:t xml:space="preserve">covers methods of finding estimators.</w:t>
+        </w:r>
+      </w:ins>
+    </w:p>
+    <w:p>
+      <w:pPr>
+        <w:pStyle w:val="Compact"/>
+        <w:numPr>
+          <w:ilvl w:val="0"/>
+          <w:numId w:val="1002"/>
+        </w:numPr>
+      </w:pPr>
+      <w:ins w:id="9" w:author="PR Preview" w:date="2026-01-01T00:00:00Z">
+        <w:r>
+          <w:t xml:space="preserve">Rice (2007, secs. 8.3–8.4, pp. 257–266)</w:t>
+        </w:r>
+      </w:ins>
+      <w:ins w:id="10" w:author="PR Preview" w:date="2026-01-01T00:00:00Z">
+        <w:r>
+          <w:t xml:space="preserve"> </w:t>
+        </w:r>
+      </w:ins>
+      <w:ins w:id="11" w:author="PR Preview" w:date="2026-01-01T00:00:00Z">
+        <w:r>
+          <w:t xml:space="preserve">covers parameter estimation and the method of moments.</w:t>
+        </w:r>
+      </w:ins>
+    </w:p>
     <w:bookmarkEnd w:id="35"/>
     <w:bookmarkEnd w:id="36"/>
     <w:bookmarkStart w:id="102" w:name="sec-est-accuracy"/>
@@ -13705,6 +13777,26 @@
       </w:r>
     </w:p>
     <w:bookmarkEnd w:id="69"/>
+    <w:p>
+      <w:pPr>
+        <w:pStyle w:val="BodyText"/>
+      </w:pPr>
+      <w:ins w:id="12" w:author="PR Preview" w:date="2026-01-01T00:00:00Z">
+        <w:r>
+          <w:t xml:space="preserve">Casella and Berger (2002, sec. 7.3.1, pp. 330–333)</w:t>
+        </w:r>
+      </w:ins>
+      <w:ins w:id="13" w:author="PR Preview" w:date="2026-01-01T00:00:00Z">
+        <w:r>
+          <w:t xml:space="preserve"> </w:t>
+        </w:r>
+      </w:ins>
+      <w:ins w:id="14" w:author="PR Preview" w:date="2026-01-01T00:00:00Z">
+        <w:r>
+          <w:t xml:space="preserve">covers mean squared error.</w:t>
+        </w:r>
+      </w:ins>
+    </w:p>
     <w:bookmarkEnd w:id="70"/>
     <w:bookmarkStart w:id="84" w:name="sec-unbiased-estimators"/>
     <w:p>
@@ -14353,7 +14445,7 @@
         <w:pStyle w:val="Compact"/>
         <w:numPr>
           <w:ilvl w:val="0"/>
-          <w:numId w:val="1002"/>
+          <w:numId w:val="1003"/>
         </w:numPr>
       </w:pPr>
       <w:r>
@@ -14517,7 +14609,7 @@
         <w:pStyle w:val="Compact"/>
         <w:numPr>
           <w:ilvl w:val="0"/>
-          <w:numId w:val="1002"/>
+          <w:numId w:val="1003"/>
         </w:numPr>
       </w:pPr>
       <w:r>
@@ -26444,85 +26536,6 @@
     </w:p>
     <w:bookmarkEnd w:id="101"/>
     <w:bookmarkEnd w:id="102"/>
-    <w:bookmarkStart w:id="103" w:name="textbook-cross-references"/>
-    <w:p>
-      <w:pPr>
-        <w:pStyle w:val="Heading2"/>
-      </w:pPr>
-      <w:ins w:id="3" w:author="PR Preview" w:date="2026-01-01T00:00:00Z">
-        <w:r>
-          <w:t xml:space="preserve">Textbook cross-references</w:t>
-        </w:r>
-      </w:ins>
-    </w:p>
-    <w:p>
-      <w:pPr>
-        <w:pStyle w:val="FirstParagraph"/>
-      </w:pPr>
-      <w:ins w:id="4" w:author="PR Preview" w:date="2026-01-01T00:00:00Z">
-        <w:r>
-          <w:t xml:space="preserve">Textbook sections on the topics of this page:</w:t>
-        </w:r>
-      </w:ins>
-    </w:p>
-    <w:p>
-      <w:pPr>
-        <w:pStyle w:val="Compact"/>
-        <w:numPr>
-          <w:ilvl w:val="0"/>
-          <w:numId w:val="1003"/>
-        </w:numPr>
-      </w:pPr>
-      <w:ins w:id="5" w:author="PR Preview" w:date="2026-01-01T00:00:00Z">
-        <w:r>
-          <w:t xml:space="preserve">Hogg et al. (2019, sec. 6.4, pp. 264–276)</w:t>
-        </w:r>
-      </w:ins>
-      <w:ins w:id="6" w:author="PR Preview" w:date="2026-01-01T00:00:00Z">
-        <w:r>
-          <w:t xml:space="preserve">: Maximum likelihood and method of moments estimation</w:t>
-        </w:r>
-      </w:ins>
-    </w:p>
-    <w:p>
-      <w:pPr>
-        <w:pStyle w:val="Compact"/>
-        <w:numPr>
-          <w:ilvl w:val="0"/>
-          <w:numId w:val="1003"/>
-        </w:numPr>
-      </w:pPr>
-      <w:ins w:id="7" w:author="PR Preview" w:date="2026-01-01T00:00:00Z">
-        <w:r>
-          <w:t xml:space="preserve">Casella and Berger (2002, sec. 7.2, pp. 312–329)</w:t>
-        </w:r>
-      </w:ins>
-      <w:ins w:id="8" w:author="PR Preview" w:date="2026-01-01T00:00:00Z">
-        <w:r>
-          <w:t xml:space="preserve">: Methods of finding estimators</w:t>
-        </w:r>
-      </w:ins>
-    </w:p>
-    <w:p>
-      <w:pPr>
-        <w:pStyle w:val="Compact"/>
-        <w:numPr>
-          <w:ilvl w:val="0"/>
-          <w:numId w:val="1003"/>
-        </w:numPr>
-      </w:pPr>
-      <w:ins w:id="9" w:author="PR Preview" w:date="2026-01-01T00:00:00Z">
-        <w:r>
-          <w:t xml:space="preserve">Casella and Berger (2002, sec. 7.3.1, pp. 330–333)</w:t>
-        </w:r>
-      </w:ins>
-      <w:ins w:id="10" w:author="PR Preview" w:date="2026-01-01T00:00:00Z">
-        <w:r>
-          <w:t xml:space="preserve">: Mean squared error</w:t>
-        </w:r>
-      </w:ins>
-    </w:p>
-    <w:bookmarkEnd w:id="103"/>
     <w:bookmarkStart w:id="119" w:name="references"/>
     <w:p>
       <w:pPr>
@@ -26533,7 +26546,7 @@
       </w:r>
     </w:p>
     <w:bookmarkStart w:id="118" w:name="refs"/>
-    <w:bookmarkStart w:id="105" w:name="ref-fiveminuteai_probstat"/>
+    <w:bookmarkStart w:id="104" w:name="ref-fiveminuteai_probstat"/>
     <w:p>
       <w:pPr>
         <w:pStyle w:val="Bibliography"/>
@@ -26557,7 +26570,7 @@
       <w:r>
         <w:t xml:space="preserve"> </w:t>
       </w:r>
-      <w:hyperlink r:id="rId104">
+      <w:hyperlink r:id="rId103">
         <w:r>
           <w:rPr>
             <w:rStyle w:val="Hyperlink"/>
@@ -26569,8 +26582,8 @@
         <w:t xml:space="preserve">.</w:t>
       </w:r>
     </w:p>
-    <w:bookmarkEnd w:id="105"/>
-    <w:bookmarkStart w:id="106" w:name="ref-box_draper_1987"/>
+    <w:bookmarkEnd w:id="104"/>
+    <w:bookmarkStart w:id="105" w:name="ref-box_draper_1987"/>
     <w:p>
       <w:pPr>
         <w:pStyle w:val="Bibliography"/>
@@ -26592,23 +26605,23 @@
         <w:t xml:space="preserve">. Wiley Series in Probability and Mathematical Statistics. Applied Probability and Statistics. Wiley.</w:t>
       </w:r>
     </w:p>
-    <w:bookmarkEnd w:id="106"/>
-    <w:bookmarkStart w:id="108" w:name="ref-CaseBerg01"/>
+    <w:bookmarkEnd w:id="105"/>
+    <w:bookmarkStart w:id="107" w:name="ref-CaseBerg01"/>
     <w:p>
       <w:pPr>
         <w:pStyle w:val="Bibliography"/>
       </w:pPr>
-      <w:ins w:id="11" w:author="PR Preview" w:date="2026-01-01T00:00:00Z">
+      <w:ins w:id="15" w:author="PR Preview" w:date="2026-01-01T00:00:00Z">
         <w:r>
           <w:t xml:space="preserve">Casella, George, and Roger Berger. 2002.</w:t>
         </w:r>
       </w:ins>
-      <w:ins w:id="12" w:author="PR Preview" w:date="2026-01-01T00:00:00Z">
+      <w:ins w:id="16" w:author="PR Preview" w:date="2026-01-01T00:00:00Z">
         <w:r>
           <w:t xml:space="preserve"> </w:t>
         </w:r>
       </w:ins>
-      <w:ins w:id="13" w:author="PR Preview" w:date="2026-01-01T00:00:00Z">
+      <w:ins w:id="17" w:author="PR Preview" w:date="2026-01-01T00:00:00Z">
         <w:r>
           <w:rPr>
             <w:i/>
@@ -26617,18 +26630,18 @@
           <w:t xml:space="preserve">Statistical Inference</w:t>
         </w:r>
       </w:ins>
-      <w:ins w:id="14" w:author="PR Preview" w:date="2026-01-01T00:00:00Z">
+      <w:ins w:id="18" w:author="PR Preview" w:date="2026-01-01T00:00:00Z">
         <w:r>
           <w:t xml:space="preserve">. 2nd ed. Cengage Learning.</w:t>
         </w:r>
       </w:ins>
-      <w:ins w:id="15" w:author="PR Preview" w:date="2026-01-01T00:00:00Z">
+      <w:ins w:id="19" w:author="PR Preview" w:date="2026-01-01T00:00:00Z">
         <w:r>
           <w:t xml:space="preserve"> </w:t>
         </w:r>
       </w:ins>
-      <w:hyperlink r:id="rId107">
-        <w:ins w:id="16" w:author="PR Preview" w:date="2026-01-01T00:00:00Z">
+      <w:hyperlink r:id="rId106">
+        <w:ins w:id="20" w:author="PR Preview" w:date="2026-01-01T00:00:00Z">
           <w:r>
             <w:rPr>
               <w:rStyle w:val="Hyperlink"/>
@@ -26637,14 +26650,14 @@
           </w:r>
         </w:ins>
       </w:hyperlink>
-      <w:ins w:id="17" w:author="PR Preview" w:date="2026-01-01T00:00:00Z">
+      <w:ins w:id="21" w:author="PR Preview" w:date="2026-01-01T00:00:00Z">
         <w:r>
           <w:t xml:space="preserve">.</w:t>
         </w:r>
       </w:ins>
     </w:p>
-    <w:bookmarkEnd w:id="108"/>
-    <w:bookmarkStart w:id="110" w:name="ref-dunn2018generalized"/>
+    <w:bookmarkEnd w:id="107"/>
+    <w:bookmarkStart w:id="109" w:name="ref-dunn2018generalized"/>
     <w:p>
       <w:pPr>
         <w:pStyle w:val="Bibliography"/>
@@ -26682,7 +26695,7 @@
       <w:r>
         <w:t xml:space="preserve"> </w:t>
       </w:r>
-      <w:hyperlink r:id="rId109">
+      <w:hyperlink r:id="rId108">
         <w:r>
           <w:rPr>
             <w:rStyle w:val="Hyperlink"/>
@@ -26694,23 +26707,23 @@
         <w:t xml:space="preserve">.</w:t>
       </w:r>
     </w:p>
-    <w:bookmarkEnd w:id="110"/>
-    <w:bookmarkStart w:id="111" w:name="ref-hoggtanis2015"/>
+    <w:bookmarkEnd w:id="109"/>
+    <w:bookmarkStart w:id="110" w:name="ref-hoggtanis2015"/>
     <w:p>
       <w:pPr>
         <w:pStyle w:val="Bibliography"/>
       </w:pPr>
-      <w:ins w:id="18" w:author="PR Preview" w:date="2026-01-01T00:00:00Z">
+      <w:ins w:id="22" w:author="PR Preview" w:date="2026-01-01T00:00:00Z">
         <w:r>
           <w:t xml:space="preserve">Hogg, Robert V., Elliot A. Tanis, and Dale L. Zimmerman. 2019.</w:t>
         </w:r>
       </w:ins>
-      <w:ins w:id="19" w:author="PR Preview" w:date="2026-01-01T00:00:00Z">
+      <w:ins w:id="23" w:author="PR Preview" w:date="2026-01-01T00:00:00Z">
         <w:r>
           <w:t xml:space="preserve"> </w:t>
         </w:r>
       </w:ins>
-      <w:ins w:id="20" w:author="PR Preview" w:date="2026-01-01T00:00:00Z">
+      <w:ins w:id="24" w:author="PR Preview" w:date="2026-01-01T00:00:00Z">
         <w:r>
           <w:rPr>
             <w:i/>
@@ -26719,14 +26732,14 @@
           <w:t xml:space="preserve">Probability and Statistical Inference</w:t>
         </w:r>
       </w:ins>
-      <w:ins w:id="21" w:author="PR Preview" w:date="2026-01-01T00:00:00Z">
+      <w:ins w:id="25" w:author="PR Preview" w:date="2026-01-01T00:00:00Z">
         <w:r>
           <w:t xml:space="preserve">. Tenth edition. Pearson.</w:t>
         </w:r>
       </w:ins>
     </w:p>
-    <w:bookmarkEnd w:id="111"/>
-    <w:bookmarkStart w:id="113" w:name="ref-lawrance2020estimand"/>
+    <w:bookmarkEnd w:id="110"/>
+    <w:bookmarkStart w:id="112" w:name="ref-lawrance2020estimand"/>
     <w:p>
       <w:pPr>
         <w:pStyle w:val="Bibliography"/>
@@ -26759,7 +26772,7 @@
       <w:r>
         <w:t xml:space="preserve"> </w:t>
       </w:r>
-      <w:hyperlink r:id="rId112">
+      <w:hyperlink r:id="rId111">
         <w:r>
           <w:rPr>
             <w:rStyle w:val="Hyperlink"/>
@@ -26771,8 +26784,8 @@
         <w:t xml:space="preserve">.</w:t>
       </w:r>
     </w:p>
-    <w:bookmarkEnd w:id="113"/>
-    <w:bookmarkStart w:id="115" w:name="ref-pohl2021estimands"/>
+    <w:bookmarkEnd w:id="112"/>
+    <w:bookmarkStart w:id="114" w:name="ref-pohl2021estimands"/>
     <w:p>
       <w:pPr>
         <w:pStyle w:val="Bibliography"/>
@@ -26832,7 +26845,7 @@
       <w:r>
         <w:t xml:space="preserve"> </w:t>
       </w:r>
-      <w:hyperlink r:id="rId114">
+      <w:hyperlink r:id="rId113">
         <w:r>
           <w:rPr>
             <w:rStyle w:val="Hyperlink"/>
@@ -26843,6 +26856,37 @@
       <w:r>
         <w:t xml:space="preserve">.</w:t>
       </w:r>
+    </w:p>
+    <w:bookmarkEnd w:id="114"/>
+    <w:bookmarkStart w:id="115" w:name="ref-rice2007mathematical"/>
+    <w:p>
+      <w:pPr>
+        <w:pStyle w:val="Bibliography"/>
+      </w:pPr>
+      <w:ins w:id="26" w:author="PR Preview" w:date="2026-01-01T00:00:00Z">
+        <w:r>
+          <w:t xml:space="preserve">Rice, John A. 2007.</w:t>
+        </w:r>
+      </w:ins>
+      <w:ins w:id="27" w:author="PR Preview" w:date="2026-01-01T00:00:00Z">
+        <w:r>
+          <w:t xml:space="preserve"> </w:t>
+        </w:r>
+      </w:ins>
+      <w:ins w:id="28" w:author="PR Preview" w:date="2026-01-01T00:00:00Z">
+        <w:r>
+          <w:rPr>
+            <w:i/>
+            <w:iCs/>
+          </w:rPr>
+          <w:t xml:space="preserve">Mathematical Statistics and Data Analysis</w:t>
+        </w:r>
+      </w:ins>
+      <w:ins w:id="29" w:author="PR Preview" w:date="2026-01-01T00:00:00Z">
+        <w:r>
+          <w:t xml:space="preserve">. 3rd ed. Cengage Learning.</w:t>
+        </w:r>
+      </w:ins>
     </w:p>
     <w:bookmarkEnd w:id="115"/>
     <w:bookmarkStart w:id="117" w:name="ref-van2018flexible"/>

--- a/pr-preview/pr-204/estimation-handout-tracked-changes.docx
+++ b/pr-preview/pr-204/estimation-handout-tracked-changes.docx
@@ -16,7 +16,7 @@
       </w:pPr>
       <w:del w:id="1" w:author="PR Preview" w:date="2026-01-01T00:00:00Z">
         <w:r>
-          <w:delText xml:space="preserve">Last modified: 2026-10-15 08:36:30 (PDT)</w:delText>
+          <w:delText xml:space="preserve">Last modified: 2026-10-15 12:42:47 (PDT)</w:delText>
         </w:r>
       </w:del>
     </w:p>
@@ -26,7 +26,7 @@
       </w:pPr>
       <w:ins w:id="2" w:author="PR Preview" w:date="2026-01-01T00:00:00Z">
         <w:r>
-          <w:t xml:space="preserve">Last modified: 2026-10-15 08:46:14 (PDT)</w:t>
+          <w:t xml:space="preserve">Last modified: 2026-10-15 12:50:24 (PDT)</w:t>
         </w:r>
       </w:ins>
     </w:p>

--- a/pr-preview/pr-204/estimation-handout-tracked-changes.docx
+++ b/pr-preview/pr-204/estimation-handout-tracked-changes.docx
@@ -16,7 +16,7 @@
       </w:pPr>
       <w:del w:id="1" w:author="PR Preview" w:date="2026-01-01T00:00:00Z">
         <w:r>
-          <w:delText xml:space="preserve">Last modified: 2026-10-15 12:42:47 (PDT)</w:delText>
+          <w:delText xml:space="preserve">Last modified: 2026-10-15 12:56:30 (PDT)</w:delText>
         </w:r>
       </w:del>
     </w:p>
@@ -26,7 +26,7 @@
       </w:pPr>
       <w:ins w:id="2" w:author="PR Preview" w:date="2026-01-01T00:00:00Z">
         <w:r>
-          <w:t xml:space="preserve">Last modified: 2026-10-15 12:50:24 (PDT)</w:t>
+          <w:t xml:space="preserve">Last modified: 2026-10-15 13:07:45 (PDT)</w:t>
         </w:r>
       </w:ins>
     </w:p>
